--- a/docs/irb/submission/Researcher_Session_and_Event_Record_DRAFT.docx
+++ b/docs/irb/submission/Researcher_Session_and_Event_Record_DRAFT.docx
@@ -136,7 +136,7 @@
           <w:rFonts w:ascii="Arial" w:hAnsi="Arial"/>
           <w:b/>
         </w:rPr>
-        <w:t>Gaze-Contingent AI Assistance and Self-Similar Voice in Mixed Reality Visual Search</w:t>
+        <w:t>Follow My Voice: Gaze-Contingent XR Search with a Self-Similar Agent</w:t>
       </w:r>
     </w:p>
     <w:p>
@@ -227,7 +227,7 @@
           <w:rFonts w:ascii="Arial" w:hAnsi="Arial"/>
           <w:b w:val="0"/>
         </w:rPr>
-        <w:t>• ☐ Private room, clear area, chair/table, and emergency contacts ready.</w:t>
+        <w:t>• ☐ Private room, marked seated origin, swivel chair, clear rotational area, and emergency contacts ready.</w:t>
       </w:r>
     </w:p>
     <w:p>
@@ -292,7 +292,7 @@
           <w:rFonts w:ascii="Arial" w:hAnsi="Arial"/>
           <w:b w:val="0"/>
         </w:rPr>
-        <w:t>• ☐ Counterbalancing schedule version: ____________________  Assigned sequence: ____________________</w:t>
+        <w:t>• ☐ Counterbalancing schedule version: ____________________  Assigned Williams sequence: ☐ A-B-D-C ☐ B-C-A-D ☐ C-D-B-A ☐ D-A-C-B</w:t>
       </w:r>
     </w:p>
     <w:p>
@@ -305,7 +305,7 @@
           <w:rFonts w:ascii="Arial" w:hAnsi="Arial"/>
           <w:b w:val="0"/>
         </w:rPr>
-        <w:t>• ☐ Approved voice provider/account; model-improvement sharing disabled; private/no-library-sharing controls confirmed.</w:t>
+        <w:t>• ☐ Allocation was revealed from the pre-generated randomized schedule only after study ID assignment; assigned sequence was not selected by staff.</w:t>
       </w:r>
     </w:p>
     <w:p>
@@ -318,7 +318,7 @@
           <w:rFonts w:ascii="Arial" w:hAnsi="Arial"/>
           <w:b w:val="0"/>
         </w:rPr>
-        <w:t>• ☐ Institution-managed encrypted voice workstation ready; automatic cloud backup/sync disabled for temporary study folders.</w:t>
+        <w:t>• ☐ Approved voice provider/account; model-improvement sharing disabled; private/no-library-sharing controls confirmed.</w:t>
       </w:r>
     </w:p>
     <w:p>
@@ -331,7 +331,7 @@
           <w:rFonts w:ascii="Arial" w:hAnsi="Arial"/>
           <w:b w:val="0"/>
         </w:rPr>
-        <w:t>• ☐ Provider access uses designated staff, least privilege, MFA when supported, and revocable credentials.</w:t>
+        <w:t>• ☐ Institution-managed encrypted voice workstation ready; automatic cloud backup/sync disabled for temporary study folders.</w:t>
       </w:r>
     </w:p>
     <w:p>
@@ -344,7 +344,7 @@
           <w:rFonts w:ascii="Arial" w:hAnsi="Arial"/>
           <w:b w:val="0"/>
         </w:rPr>
-        <w:t>• ☐ Provider credential is restricted to the staff workflow and is not embedded in the headset build/logs.</w:t>
+        <w:t>• ☐ Provider access uses designated staff, least privilege, MFA when supported, and revocable credentials.</w:t>
       </w:r>
     </w:p>
     <w:p>
@@ -357,19 +357,7 @@
           <w:rFonts w:ascii="Arial" w:hAnsi="Arial"/>
           <w:b w:val="0"/>
         </w:rPr>
-        <w:t>• ☐ VIVE Room Setup verified; study table detected as a usable horizontal placeable plane.</w:t>
-      </w:r>
-    </w:p>
-    <w:p>
-      <w:pPr>
-        <w:pStyle w:val="Heading1"/>
-      </w:pPr>
-      <w:r>
-        <w:rPr>
-          <w:rFonts w:ascii="Arial" w:hAnsi="Arial"/>
-          <w:b/>
-        </w:rPr>
-        <w:t>Consent and Eligibility</w:t>
+        <w:t>• ☐ Provider credential is restricted to the staff workflow and is not embedded in the headset build/logs.</w:t>
       </w:r>
     </w:p>
     <w:p>
@@ -382,7 +370,19 @@
           <w:rFonts w:ascii="Arial" w:hAnsi="Arial"/>
           <w:b w:val="0"/>
         </w:rPr>
-        <w:t>• Consent version/date: ____________________</w:t>
+        <w:t>• ☐ Marked origin and eight-plane 360-degree search geometry validated at 45-degree intervals; all 56 object locations are visible from the seated rotation area.</w:t>
+      </w:r>
+    </w:p>
+    <w:p>
+      <w:pPr>
+        <w:pStyle w:val="Heading1"/>
+      </w:pPr>
+      <w:r>
+        <w:rPr>
+          <w:rFonts w:ascii="Arial" w:hAnsi="Arial"/>
+          <w:b/>
+        </w:rPr>
+        <w:t>Consent and Eligibility</w:t>
       </w:r>
     </w:p>
     <w:p>
@@ -395,7 +395,7 @@
           <w:rFonts w:ascii="Arial" w:hAnsi="Arial"/>
           <w:b w:val="0"/>
         </w:rPr>
-        <w:t>• Consent obtained by: ____________________  Date/time: ____________________</w:t>
+        <w:t>• Consent version/date: ____________________</w:t>
       </w:r>
     </w:p>
     <w:p>
@@ -408,7 +408,7 @@
           <w:rFonts w:ascii="Arial" w:hAnsi="Arial"/>
           <w:b w:val="0"/>
         </w:rPr>
-        <w:t>• ☐ Participant received/offered a copy.</w:t>
+        <w:t>• Consent obtained by: ____________________  Date/time: ____________________</w:t>
       </w:r>
     </w:p>
     <w:p>
@@ -421,7 +421,7 @@
           <w:rFonts w:ascii="Arial" w:hAnsi="Arial"/>
           <w:b w:val="0"/>
         </w:rPr>
-        <w:t>• ☐ Voice-cloning authorization initialed/signed.</w:t>
+        <w:t>• ☐ Participant received/offered a copy.</w:t>
       </w:r>
     </w:p>
     <w:p>
@@ -434,7 +434,7 @@
           <w:rFonts w:ascii="Arial" w:hAnsi="Arial"/>
           <w:b w:val="0"/>
         </w:rPr>
-        <w:t>• ☐ Comprehension confirmed.</w:t>
+        <w:t>• ☐ Voice-cloning authorization initialed/signed.</w:t>
       </w:r>
     </w:p>
     <w:p>
@@ -447,7 +447,7 @@
           <w:rFonts w:ascii="Arial" w:hAnsi="Arial"/>
           <w:b w:val="0"/>
         </w:rPr>
-        <w:t>• Screening result: ☐ Eligible ☐ Ineligible ☐ Postponed ☐ PI review</w:t>
+        <w:t>• ☐ Comprehension confirmed.</w:t>
       </w:r>
     </w:p>
     <w:p>
@@ -460,7 +460,7 @@
           <w:rFonts w:ascii="Arial" w:hAnsi="Arial"/>
           <w:b w:val="0"/>
         </w:rPr>
-        <w:t>• Approved screening reason code if not eligible: ____________________</w:t>
+        <w:t>• Screening result: ☐ Eligible ☐ Ineligible ☐ Postponed ☐ PI review</w:t>
       </w:r>
     </w:p>
     <w:p>
@@ -473,19 +473,7 @@
           <w:rFonts w:ascii="Arial" w:hAnsi="Arial"/>
           <w:b w:val="0"/>
         </w:rPr>
-        <w:t>• Pre-session symptom stop threshold triggered? ☐ No ☐ Yes—do not proceed</w:t>
-      </w:r>
-    </w:p>
-    <w:p>
-      <w:pPr>
-        <w:pStyle w:val="Heading1"/>
-      </w:pPr>
-      <w:r>
-        <w:rPr>
-          <w:rFonts w:ascii="Arial" w:hAnsi="Arial"/>
-          <w:b/>
-        </w:rPr>
-        <w:t>Voice Procedure</w:t>
+        <w:t>• Approved screening reason code if not eligible: ____________________</w:t>
       </w:r>
     </w:p>
     <w:p>
@@ -498,7 +486,19 @@
           <w:rFonts w:ascii="Arial" w:hAnsi="Arial"/>
           <w:b w:val="0"/>
         </w:rPr>
-        <w:t>• Recording script/version: ____________________  Take: ____________________  Duration: ____________________</w:t>
+        <w:t>• Pre-session symptom stop threshold triggered? ☐ No ☐ Yes—do not proceed</w:t>
+      </w:r>
+    </w:p>
+    <w:p>
+      <w:pPr>
+        <w:pStyle w:val="Heading1"/>
+      </w:pPr>
+      <w:r>
+        <w:rPr>
+          <w:rFonts w:ascii="Arial" w:hAnsi="Arial"/>
+          <w:b/>
+        </w:rPr>
+        <w:t>Voice Procedure</w:t>
       </w:r>
     </w:p>
     <w:p>
@@ -511,7 +511,7 @@
           <w:rFonts w:ascii="Arial" w:hAnsi="Arial"/>
           <w:b w:val="0"/>
         </w:rPr>
-        <w:t>• ☐ No name or direct identifier in recording/file/provider alias.</w:t>
+        <w:t>• Recording script/version: ____________________  Take: ____________________  Duration: ____________________</w:t>
       </w:r>
     </w:p>
     <w:p>
@@ -524,7 +524,7 @@
           <w:rFonts w:ascii="Arial" w:hAnsi="Arial"/>
           <w:b w:val="0"/>
         </w:rPr>
-        <w:t>• Provider/product/model/version/settings: ____________________</w:t>
+        <w:t>• ☐ No name or direct identifier in recording/file/provider alias.</w:t>
       </w:r>
     </w:p>
     <w:p>
@@ -537,7 +537,7 @@
           <w:rFonts w:ascii="Arial" w:hAnsi="Arial"/>
           <w:b w:val="0"/>
         </w:rPr>
-        <w:t>• Voice alias: ____________________  Voice ID stored only in restricted deletion log: ☐ Yes</w:t>
+        <w:t>• Provider/product/model/version/settings: ____________________</w:t>
       </w:r>
     </w:p>
     <w:p>
@@ -550,7 +550,7 @@
           <w:rFonts w:ascii="Arial" w:hAnsi="Arial"/>
           <w:b w:val="0"/>
         </w:rPr>
-        <w:t>• Upload/create result: ☐ Success ☐ Failed ☐ Not attempted</w:t>
+        <w:t>• Voice alias: ____________________  Voice ID stored only in restricted deletion log: ☐ Yes</w:t>
       </w:r>
     </w:p>
     <w:p>
@@ -563,7 +563,7 @@
           <w:rFonts w:ascii="Arial" w:hAnsi="Arial"/>
           <w:b w:val="0"/>
         </w:rPr>
-        <w:t>• Fixed study prompts generated on staff workstation and spot-checked: ☐ Yes ☐ No</w:t>
+        <w:t>• Upload/create result: ☐ Success ☐ Failed ☐ Not attempted</w:t>
       </w:r>
     </w:p>
     <w:p>
@@ -576,7 +576,7 @@
           <w:rFonts w:ascii="Arial" w:hAnsi="Arial"/>
           <w:b w:val="0"/>
         </w:rPr>
-        <w:t>• Prompt-library manifest/generation log: ____________________  Copied to headset: ☐ Yes ☐ No</w:t>
+        <w:t>• Fixed study prompts generated on staff workstation and spot-checked: ☐ Yes ☐ No</w:t>
       </w:r>
     </w:p>
     <w:p>
@@ -589,7 +589,7 @@
           <w:rFonts w:ascii="Arial" w:hAnsi="Arial"/>
           <w:b w:val="0"/>
         </w:rPr>
-        <w:t>• Headset provider/API network call disabled/absent: ☐ Yes ☐ No</w:t>
+        <w:t>• Prompt-library manifest/generation log: ____________________  Copied to headset: ☐ Yes ☐ No</w:t>
       </w:r>
     </w:p>
     <w:p>
@@ -602,7 +602,7 @@
           <w:rFonts w:ascii="Arial" w:hAnsi="Arial"/>
           <w:b w:val="0"/>
         </w:rPr>
-        <w:t>• Generic voice version/model: ____________________</w:t>
+        <w:t>• Headset provider/API network call disabled/absent: ☐ Yes ☐ No</w:t>
       </w:r>
     </w:p>
     <w:p>
@@ -615,19 +615,7 @@
           <w:rFonts w:ascii="Arial" w:hAnsi="Arial"/>
           <w:b w:val="0"/>
         </w:rPr>
-        <w:t>• Voice-clone or synthesis issue/fallback: ____________________</w:t>
-      </w:r>
-    </w:p>
-    <w:p>
-      <w:pPr>
-        <w:pStyle w:val="Heading1"/>
-      </w:pPr>
-      <w:r>
-        <w:rPr>
-          <w:rFonts w:ascii="Arial" w:hAnsi="Arial"/>
-          <w:b/>
-        </w:rPr>
-        <w:t>Headset, Calibration, and Practice</w:t>
+        <w:t>• Generic voice version/model: ____________________</w:t>
       </w:r>
     </w:p>
     <w:p>
@@ -640,7 +628,19 @@
           <w:rFonts w:ascii="Arial" w:hAnsi="Arial"/>
           <w:b w:val="0"/>
         </w:rPr>
-        <w:t>• Headset asset ID: ____________________  Eye-tracking provider/version: ____________________</w:t>
+        <w:t>• Voice-clone or synthesis issue/fallback: ____________________</w:t>
+      </w:r>
+    </w:p>
+    <w:p>
+      <w:pPr>
+        <w:pStyle w:val="Heading1"/>
+      </w:pPr>
+      <w:r>
+        <w:rPr>
+          <w:rFonts w:ascii="Arial" w:hAnsi="Arial"/>
+          <w:b/>
+        </w:rPr>
+        <w:t>Headset, Calibration, and Practice</w:t>
       </w:r>
     </w:p>
     <w:p>
@@ -653,7 +653,7 @@
           <w:rFonts w:ascii="Arial" w:hAnsi="Arial"/>
           <w:b w:val="0"/>
         </w:rPr>
-        <w:t>• Room Setup/table plane check: ☐ Pass ☐ Fail  Result/retry: ____________________</w:t>
+        <w:t>• Headset asset ID: ____________________  Eye-tracking provider/version: ____________________</w:t>
       </w:r>
     </w:p>
     <w:p>
@@ -666,7 +666,7 @@
           <w:rFonts w:ascii="Arial" w:hAnsi="Arial"/>
           <w:b w:val="0"/>
         </w:rPr>
-        <w:t>• Fit/vision correction acceptable: ☐ Yes ☐ No</w:t>
+        <w:t>• Eight-plane geometry/origin check: ☐ Pass ☐ Fail  Result/retry: ____________________</w:t>
       </w:r>
     </w:p>
     <w:p>
@@ -679,7 +679,7 @@
           <w:rFonts w:ascii="Arial" w:hAnsi="Arial"/>
           <w:b w:val="0"/>
         </w:rPr>
-        <w:t>• Eye calibration result: ☐ Pass ☐ Fail  Retries: ______  Quality/validity output: ____________________</w:t>
+        <w:t>• Fit/vision correction acceptable: ☐ Yes ☐ No</w:t>
       </w:r>
     </w:p>
     <w:p>
@@ -692,7 +692,7 @@
           <w:rFonts w:ascii="Arial" w:hAnsi="Arial"/>
           <w:b w:val="0"/>
         </w:rPr>
-        <w:t>• Audio check: ☐ Pass ☐ Fail  Volume/configuration: ____________________</w:t>
+        <w:t>• Eye calibration result: ☐ Pass ☐ Fail  Retries: ______  Quality/validity output: ____________________</w:t>
       </w:r>
     </w:p>
     <w:p>
@@ -705,7 +705,46 @@
           <w:rFonts w:ascii="Arial" w:hAnsi="Arial"/>
           <w:b w:val="0"/>
         </w:rPr>
-        <w:t>• Practice completed: ☐ Yes ☐ No  Dwell selection understood: ☐ Yes ☐ No</w:t>
+        <w:t>• Multi-direction gaze validation result: ☐ Pass ☐ Fail  Directions/targets checked: ____________________</w:t>
+      </w:r>
+    </w:p>
+    <w:p>
+      <w:pPr>
+        <w:spacing w:after="40"/>
+        <w:ind w:left="360" w:hanging="259"/>
+      </w:pPr>
+      <w:r>
+        <w:rPr>
+          <w:rFonts w:ascii="Arial" w:hAnsi="Arial"/>
+          <w:b w:val="0"/>
+        </w:rPr>
+        <w:t>• Audio check: ☐ Pass ☐ Fail  Volume/configuration: ____________________</w:t>
+      </w:r>
+    </w:p>
+    <w:p>
+      <w:pPr>
+        <w:spacing w:after="40"/>
+        <w:ind w:left="360" w:hanging="259"/>
+      </w:pPr>
+      <w:r>
+        <w:rPr>
+          <w:rFonts w:ascii="Arial" w:hAnsi="Arial"/>
+          <w:b w:val="0"/>
+        </w:rPr>
+        <w:t>• Practice trials attempted: ______ (maximum 8)  Consecutive correct: ______ (criterion 3)  Criterion met: ☐ Yes ☐ No</w:t>
+      </w:r>
+    </w:p>
+    <w:p>
+      <w:pPr>
+        <w:spacing w:after="40"/>
+        <w:ind w:left="360" w:hanging="259"/>
+      </w:pPr>
+      <w:r>
+        <w:rPr>
+          <w:rFonts w:ascii="Arial" w:hAnsi="Arial"/>
+          <w:b w:val="0"/>
+        </w:rPr>
+        <w:t>• Dwell selection understood: ☐ Yes ☐ No</w:t>
       </w:r>
     </w:p>
     <w:p>
@@ -1034,6 +1073,13 @@
             <w:pPr>
               <w:spacing w:after="0"/>
             </w:pPr>
+            <w:r>
+              <w:rPr>
+                <w:rFonts w:ascii="Arial" w:hAnsi="Arial"/>
+                <w:b w:val="0"/>
+              </w:rPr>
+              <w:t>16</w:t>
+            </w:r>
           </w:p>
         </w:tc>
         <w:tc>
@@ -1182,6 +1228,13 @@
             <w:pPr>
               <w:spacing w:after="0"/>
             </w:pPr>
+            <w:r>
+              <w:rPr>
+                <w:rFonts w:ascii="Arial" w:hAnsi="Arial"/>
+                <w:b w:val="0"/>
+              </w:rPr>
+              <w:t>16</w:t>
+            </w:r>
           </w:p>
         </w:tc>
         <w:tc>
@@ -1330,6 +1383,13 @@
             <w:pPr>
               <w:spacing w:after="0"/>
             </w:pPr>
+            <w:r>
+              <w:rPr>
+                <w:rFonts w:ascii="Arial" w:hAnsi="Arial"/>
+                <w:b w:val="0"/>
+              </w:rPr>
+              <w:t>16</w:t>
+            </w:r>
           </w:p>
         </w:tc>
         <w:tc>
@@ -1478,6 +1538,13 @@
             <w:pPr>
               <w:spacing w:after="0"/>
             </w:pPr>
+            <w:r>
+              <w:rPr>
+                <w:rFonts w:ascii="Arial" w:hAnsi="Arial"/>
+                <w:b w:val="0"/>
+              </w:rPr>
+              <w:t>16</w:t>
+            </w:r>
           </w:p>
         </w:tc>
         <w:tc>
@@ -1596,18 +1663,6 @@
     </w:p>
     <w:p>
       <w:pPr>
-        <w:pStyle w:val="Heading1"/>
-      </w:pPr>
-      <w:r>
-        <w:rPr>
-          <w:rFonts w:ascii="Arial" w:hAnsi="Arial"/>
-          <w:b/>
-        </w:rPr>
-        <w:t>Data Transfer and Cleanup</w:t>
-      </w:r>
-    </w:p>
-    <w:p>
-      <w:pPr>
         <w:spacing w:after="40"/>
         <w:ind w:left="360" w:hanging="259"/>
       </w:pPr>
@@ -1616,7 +1671,7 @@
           <w:rFonts w:ascii="Arial" w:hAnsi="Arial"/>
           <w:b w:val="0"/>
         </w:rPr>
-        <w:t>• Coded data destination: ____________________  Transfer time/operator: ____________________</w:t>
+        <w:t>• ☐ Each condition manifest places the target exactly twice on each of the eight planes.</w:t>
       </w:r>
     </w:p>
     <w:p>
@@ -1629,7 +1684,7 @@
           <w:rFonts w:ascii="Arial" w:hAnsi="Arial"/>
           <w:b w:val="0"/>
         </w:rPr>
-        <w:t>• File manifest/checksum validation: ☐ Pass ☐ Fail  Record: ____________________</w:t>
+        <w:t>• ☐ Search-onset, scheduled hint opportunity (first at 4 seconds; then every 6 seconds), policy evidence/state, playback outcome, selection, and trial-end events logged.</w:t>
       </w:r>
     </w:p>
     <w:p>
@@ -1642,7 +1697,7 @@
           <w:rFonts w:ascii="Arial" w:hAnsi="Arial"/>
           <w:b w:val="0"/>
         </w:rPr>
-        <w:t>• Headset research logs removed after verified transfer: ☐ Yes ☐ No ☐ N/A</w:t>
+        <w:t>• ☐ Each fine-stage opportunity logged raw gaze-target angle, target angular size, normalized proximity, preceding valid comparison value, and resulting warmer/colder/about-the-same/very-close state or abstention.</w:t>
       </w:r>
     </w:p>
     <w:p>
@@ -1655,7 +1710,19 @@
           <w:rFonts w:ascii="Arial" w:hAnsi="Arial"/>
           <w:b w:val="0"/>
         </w:rPr>
-        <w:t>• Local source recording deleted: ☐ Yes ☐ No  Date/time/result: ____________________</w:t>
+        <w:t>• ☐ Gaze-contingent blocks used coarse directional then fine proximity guidance; noncontingent blocks did not receive gaze, hover, coverage, or target-proximity state.</w:t>
+      </w:r>
+    </w:p>
+    <w:p>
+      <w:pPr>
+        <w:pStyle w:val="Heading1"/>
+      </w:pPr>
+      <w:r>
+        <w:rPr>
+          <w:rFonts w:ascii="Arial" w:hAnsi="Arial"/>
+          <w:b/>
+        </w:rPr>
+        <w:t>Data Transfer and Cleanup</w:t>
       </w:r>
     </w:p>
     <w:p>
@@ -1668,7 +1735,7 @@
           <w:rFonts w:ascii="Arial" w:hAnsi="Arial"/>
           <w:b w:val="0"/>
         </w:rPr>
-        <w:t>• Provider source sample deleted: ☐ Yes ☐ No ☐ Not supported  Date/time/result: ____________________</w:t>
+        <w:t>• Coded data destination: ____________________  Transfer time/operator: ____________________</w:t>
       </w:r>
     </w:p>
     <w:p>
@@ -1681,7 +1748,7 @@
           <w:rFonts w:ascii="Arial" w:hAnsi="Arial"/>
           <w:b w:val="0"/>
         </w:rPr>
-        <w:t>• Provider private voice deleted: ☐ Yes ☐ No ☐ Not supported  Date/time/result: ____________________</w:t>
+        <w:t>• File manifest/checksum validation: ☐ Pass ☐ Fail  Record: ____________________</w:t>
       </w:r>
     </w:p>
     <w:p>
@@ -1694,7 +1761,7 @@
           <w:rFonts w:ascii="Arial" w:hAnsi="Arial"/>
           <w:b w:val="0"/>
         </w:rPr>
-        <w:t>• Provider generated history/clips deleted: ☐ Yes ☐ No ☐ Not supported  Date/time/result: ____________________</w:t>
+        <w:t>• Headset research logs removed after verified transfer: ☐ Yes ☐ No ☐ N/A</w:t>
       </w:r>
     </w:p>
     <w:p>
@@ -1707,7 +1774,7 @@
           <w:rFonts w:ascii="Arial" w:hAnsi="Arial"/>
           <w:b w:val="0"/>
         </w:rPr>
-        <w:t>• Device TTS cache/self-similar clips deleted: ☐ Yes ☐ No  Date/time/result: ____________________</w:t>
+        <w:t>• Local source recording deleted: ☐ Yes ☐ No  Date/time/result: ____________________</w:t>
       </w:r>
     </w:p>
     <w:p>
@@ -1720,7 +1787,7 @@
           <w:rFonts w:ascii="Arial" w:hAnsi="Arial"/>
           <w:b w:val="0"/>
         </w:rPr>
-        <w:t>• Identity/linkage record updated under approved plan: ☐ Yes ☐ No</w:t>
+        <w:t>• Provider source sample deleted: ☐ Yes ☐ No ☐ Not supported  Date/time/result: ____________________</w:t>
       </w:r>
     </w:p>
     <w:p>
@@ -1733,7 +1800,7 @@
           <w:rFonts w:ascii="Arial" w:hAnsi="Arial"/>
           <w:b w:val="0"/>
         </w:rPr>
-        <w:t>• Any deletion failure: access disabled/revoked ☐ N/A ☐ Yes  PI/provider notified ☐ N/A ☐ Yes</w:t>
+        <w:t>• Provider private voice deleted: ☐ Yes ☐ No ☐ Not supported  Date/time/result: ____________________</w:t>
       </w:r>
     </w:p>
     <w:p>
@@ -1746,46 +1813,7 @@
           <w:rFonts w:ascii="Arial" w:hAnsi="Arial"/>
           <w:b w:val="0"/>
         </w:rPr>
-        <w:t>• UCF reportability assessed and further voice collection paused while unresolved: ☐ N/A ☐ Yes</w:t>
-      </w:r>
-    </w:p>
-    <w:p>
-      <w:pPr>
-        <w:pStyle w:val="Heading1"/>
-      </w:pPr>
-      <w:r>
-        <w:rPr>
-          <w:rFonts w:ascii="Arial" w:hAnsi="Arial"/>
-          <w:b/>
-        </w:rPr>
-        <w:t>Session Disposition and Data-Quality Reason Codes</w:t>
-      </w:r>
-    </w:p>
-    <w:p>
-      <w:r>
-        <w:rPr>
-          <w:rFonts w:ascii="Arial" w:hAnsi="Arial"/>
-          <w:b w:val="0"/>
-        </w:rPr>
-        <w:t>Disposition: ☐ Completed ☐ Participant withdrew ☐ Researcher stopped ☐ Technical stop ☐ Ineligible after start</w:t>
-      </w:r>
-    </w:p>
-    <w:p>
-      <w:r>
-        <w:rPr>
-          <w:rFonts w:ascii="Arial" w:hAnsi="Arial"/>
-          <w:b w:val="0"/>
-        </w:rPr>
-        <w:t>Compensation amount/form issued or owed: ____________________  Payment record location: ____________________</w:t>
-      </w:r>
-    </w:p>
-    <w:p>
-      <w:r>
-        <w:rPr>
-          <w:rFonts w:ascii="Arial" w:hAnsi="Arial"/>
-          <w:b w:val="0"/>
-        </w:rPr>
-        <w:t>Pre-specified reason codes (select all that apply; do not decide based on condition outcome):</w:t>
+        <w:t>• Provider generated history/clips deleted: ☐ Yes ☐ No ☐ Not supported  Date/time/result: ____________________</w:t>
       </w:r>
     </w:p>
     <w:p>
@@ -1798,7 +1826,7 @@
           <w:rFonts w:ascii="Arial" w:hAnsi="Arial"/>
           <w:b w:val="0"/>
         </w:rPr>
-        <w:t>• ☐ None known at session end</w:t>
+        <w:t>• Device TTS cache/self-similar clips deleted: ☐ Yes ☐ No  Date/time/result: ____________________</w:t>
       </w:r>
     </w:p>
     <w:p>
@@ -1811,7 +1839,7 @@
           <w:rFonts w:ascii="Arial" w:hAnsi="Arial"/>
           <w:b w:val="0"/>
         </w:rPr>
-        <w:t>• ☐ Consent withdrawn</w:t>
+        <w:t>• Identity/linkage record updated under approved plan: ☐ Yes ☐ No</w:t>
       </w:r>
     </w:p>
     <w:p>
@@ -1824,7 +1852,7 @@
           <w:rFonts w:ascii="Arial" w:hAnsi="Arial"/>
           <w:b w:val="0"/>
         </w:rPr>
-        <w:t>• ☐ Calibration failure after approved retries</w:t>
+        <w:t>• Any deletion failure: access disabled/revoked ☐ N/A ☐ Yes  PI/provider notified ☐ N/A ☐ Yes</w:t>
       </w:r>
     </w:p>
     <w:p>
@@ -1837,7 +1865,98 @@
           <w:rFonts w:ascii="Arial" w:hAnsi="Arial"/>
           <w:b w:val="0"/>
         </w:rPr>
-        <w:t>• ☐ Room Setup/table-plane failure</w:t>
+        <w:t>• UCF reportability assessed and further voice collection paused while unresolved: ☐ N/A ☐ Yes</w:t>
+      </w:r>
+    </w:p>
+    <w:p>
+      <w:pPr>
+        <w:pStyle w:val="Heading1"/>
+      </w:pPr>
+      <w:r>
+        <w:rPr>
+          <w:rFonts w:ascii="Arial" w:hAnsi="Arial"/>
+          <w:b/>
+        </w:rPr>
+        <w:t>Session Disposition and Data-Quality Reason Codes</w:t>
+      </w:r>
+    </w:p>
+    <w:p>
+      <w:r>
+        <w:rPr>
+          <w:rFonts w:ascii="Arial" w:hAnsi="Arial"/>
+          <w:b w:val="0"/>
+        </w:rPr>
+        <w:t>Disposition: ☐ Completed ☐ Participant withdrew ☐ Researcher stopped ☐ Technical stop ☐ Ineligible after start</w:t>
+      </w:r>
+    </w:p>
+    <w:p>
+      <w:r>
+        <w:rPr>
+          <w:rFonts w:ascii="Arial" w:hAnsi="Arial"/>
+          <w:b w:val="0"/>
+        </w:rPr>
+        <w:t>Compensation amount/form issued or owed: ____________________  Payment record location: ____________________</w:t>
+      </w:r>
+    </w:p>
+    <w:p>
+      <w:r>
+        <w:rPr>
+          <w:rFonts w:ascii="Arial" w:hAnsi="Arial"/>
+          <w:b w:val="0"/>
+        </w:rPr>
+        <w:t>Pre-specified reason codes (select all that apply; do not decide based on condition outcome):</w:t>
+      </w:r>
+    </w:p>
+    <w:p>
+      <w:pPr>
+        <w:spacing w:after="40"/>
+        <w:ind w:left="360" w:hanging="259"/>
+      </w:pPr>
+      <w:r>
+        <w:rPr>
+          <w:rFonts w:ascii="Arial" w:hAnsi="Arial"/>
+          <w:b w:val="0"/>
+        </w:rPr>
+        <w:t>• ☐ None known at session end</w:t>
+      </w:r>
+    </w:p>
+    <w:p>
+      <w:pPr>
+        <w:spacing w:after="40"/>
+        <w:ind w:left="360" w:hanging="259"/>
+      </w:pPr>
+      <w:r>
+        <w:rPr>
+          <w:rFonts w:ascii="Arial" w:hAnsi="Arial"/>
+          <w:b w:val="0"/>
+        </w:rPr>
+        <w:t>• ☐ Consent withdrawn</w:t>
+      </w:r>
+    </w:p>
+    <w:p>
+      <w:pPr>
+        <w:spacing w:after="40"/>
+        <w:ind w:left="360" w:hanging="259"/>
+      </w:pPr>
+      <w:r>
+        <w:rPr>
+          <w:rFonts w:ascii="Arial" w:hAnsi="Arial"/>
+          <w:b w:val="0"/>
+        </w:rPr>
+        <w:t>• ☐ Calibration failure after approved retries</w:t>
+      </w:r>
+    </w:p>
+    <w:p>
+      <w:pPr>
+        <w:spacing w:after="40"/>
+        <w:ind w:left="360" w:hanging="259"/>
+      </w:pPr>
+      <w:r>
+        <w:rPr>
+          <w:rFonts w:ascii="Arial" w:hAnsi="Arial"/>
+          <w:b w:val="0"/>
+        </w:rPr>
+        <w:t>• ☐ Eight-plane geometry/origin validation failure</w:t>
       </w:r>
     </w:p>
     <w:p>

--- a/docs/irb/submission/Researcher_Session_and_Event_Record_DRAFT.docx
+++ b/docs/irb/submission/Researcher_Session_and_Event_Record_DRAFT.docx
@@ -91,7 +91,7 @@
         </w:rPr>
         <w:t>DRAFT — NOT FOR SUBMISSION OR PARTICIPANT USE</w:t>
         <w:br/>
-        <w:t>Resolve all OPEN DECISION items and obtain UCF approval before use.</w:t>
+        <w:t>Complete all ADMINISTRATIVE INPUT and INSTITUTIONAL CONFIRMATION items, verify implementation, and obtain UCF approval before use.</w:t>
       </w:r>
     </w:p>
     <w:p>
@@ -318,7 +318,7 @@
           <w:rFonts w:ascii="Arial" w:hAnsi="Arial"/>
           <w:b w:val="0"/>
         </w:rPr>
-        <w:t>• ☐ Approved voice provider/account; model-improvement sharing disabled; private/no-library-sharing controls confirmed.</w:t>
+        <w:t>• ☐ Institutionally reviewed OpenVoice V2 release/commit and model weights installed on the UCF-managed encrypted voice workstation.</w:t>
       </w:r>
     </w:p>
     <w:p>
@@ -331,7 +331,7 @@
           <w:rFonts w:ascii="Arial" w:hAnsi="Arial"/>
           <w:b w:val="0"/>
         </w:rPr>
-        <w:t>• ☐ Institution-managed encrypted voice workstation ready; automatic cloud backup/sync disabled for temporary study folders.</w:t>
+        <w:t>• ☐ Workstation network access disabled during participant voice processing; automatic cloud backup/sync disabled for temporary study folders.</w:t>
       </w:r>
     </w:p>
     <w:p>
@@ -344,7 +344,7 @@
           <w:rFonts w:ascii="Arial" w:hAnsi="Arial"/>
           <w:b w:val="0"/>
         </w:rPr>
-        <w:t>• ☐ Provider access uses designated staff, least privilege, MFA when supported, and revocable credentials.</w:t>
+        <w:t>• ☐ Workstation access limited to approved staff; fixed prompt manifest loaded.</w:t>
       </w:r>
     </w:p>
     <w:p>
@@ -357,7 +357,7 @@
           <w:rFonts w:ascii="Arial" w:hAnsi="Arial"/>
           <w:b w:val="0"/>
         </w:rPr>
-        <w:t>• ☐ Provider credential is restricted to the staff workflow and is not embedded in the headset build/logs.</w:t>
+        <w:t>• ☐ No cloud voice credential, upload path, or provider API call exists in the workstation workflow or headset build/logs.</w:t>
       </w:r>
     </w:p>
     <w:p>
@@ -491,18 +491,6 @@
     </w:p>
     <w:p>
       <w:pPr>
-        <w:pStyle w:val="Heading1"/>
-      </w:pPr>
-      <w:r>
-        <w:rPr>
-          <w:rFonts w:ascii="Arial" w:hAnsi="Arial"/>
-          <w:b/>
-        </w:rPr>
-        <w:t>Voice Procedure</w:t>
-      </w:r>
-    </w:p>
-    <w:p>
-      <w:pPr>
         <w:spacing w:after="40"/>
         <w:ind w:left="360" w:hanging="259"/>
       </w:pPr>
@@ -511,7 +499,7 @@
           <w:rFonts w:ascii="Arial" w:hAnsi="Arial"/>
           <w:b w:val="0"/>
         </w:rPr>
-        <w:t>• Recording script/version: ____________________  Take: ____________________  Duration: ____________________</w:t>
+        <w:t>• ☐ Baseline 16-item SSQ completed before headset use.</w:t>
       </w:r>
     </w:p>
     <w:p>
@@ -524,7 +512,19 @@
           <w:rFonts w:ascii="Arial" w:hAnsi="Arial"/>
           <w:b w:val="0"/>
         </w:rPr>
-        <w:t>• ☐ No name or direct identifier in recording/file/provider alias.</w:t>
+        <w:t>• ☐ $15 gift card is owed once screening began, regardless of disposition.</w:t>
+      </w:r>
+    </w:p>
+    <w:p>
+      <w:pPr>
+        <w:pStyle w:val="Heading1"/>
+      </w:pPr>
+      <w:r>
+        <w:rPr>
+          <w:rFonts w:ascii="Arial" w:hAnsi="Arial"/>
+          <w:b/>
+        </w:rPr>
+        <w:t>Voice Procedure</w:t>
       </w:r>
     </w:p>
     <w:p>
@@ -537,7 +537,7 @@
           <w:rFonts w:ascii="Arial" w:hAnsi="Arial"/>
           <w:b w:val="0"/>
         </w:rPr>
-        <w:t>• Provider/product/model/version/settings: ____________________</w:t>
+        <w:t>• Recording script/version: ____________________  Take: ____________________  Duration: ____________________</w:t>
       </w:r>
     </w:p>
     <w:p>
@@ -550,7 +550,7 @@
           <w:rFonts w:ascii="Arial" w:hAnsi="Arial"/>
           <w:b w:val="0"/>
         </w:rPr>
-        <w:t>• Voice alias: ____________________  Voice ID stored only in restricted deletion log: ☐ Yes</w:t>
+        <w:t>• ☐ No name or direct identifier in recording/file/local embedding alias.</w:t>
       </w:r>
     </w:p>
     <w:p>
@@ -563,7 +563,7 @@
           <w:rFonts w:ascii="Arial" w:hAnsi="Arial"/>
           <w:b w:val="0"/>
         </w:rPr>
-        <w:t>• Upload/create result: ☐ Success ☐ Failed ☐ Not attempted</w:t>
+        <w:t>• OpenVoice release/commit, weights, base TTS, and settings: ____________________</w:t>
       </w:r>
     </w:p>
     <w:p>
@@ -576,7 +576,7 @@
           <w:rFonts w:ascii="Arial" w:hAnsi="Arial"/>
           <w:b w:val="0"/>
         </w:rPr>
-        <w:t>• Fixed study prompts generated on staff workstation and spot-checked: ☐ Yes ☐ No</w:t>
+        <w:t>• Local embedding alias: ____________________  Stored only in restricted deletion log: ☐ Yes</w:t>
       </w:r>
     </w:p>
     <w:p>
@@ -589,7 +589,7 @@
           <w:rFonts w:ascii="Arial" w:hAnsi="Arial"/>
           <w:b w:val="0"/>
         </w:rPr>
-        <w:t>• Prompt-library manifest/generation log: ____________________  Copied to headset: ☐ Yes ☐ No</w:t>
+        <w:t>• Offline create result: ☐ Success ☐ Failed ☐ Not attempted</w:t>
       </w:r>
     </w:p>
     <w:p>
@@ -602,7 +602,7 @@
           <w:rFonts w:ascii="Arial" w:hAnsi="Arial"/>
           <w:b w:val="0"/>
         </w:rPr>
-        <w:t>• Headset provider/API network call disabled/absent: ☐ Yes ☐ No</w:t>
+        <w:t>• Fixed study prompts generated on staff workstation and spot-checked: ☐ Yes ☐ No</w:t>
       </w:r>
     </w:p>
     <w:p>
@@ -615,7 +615,7 @@
           <w:rFonts w:ascii="Arial" w:hAnsi="Arial"/>
           <w:b w:val="0"/>
         </w:rPr>
-        <w:t>• Generic voice version/model: ____________________</w:t>
+        <w:t>• Prompt-library manifest/generation log: ____________________  Copied to headset: ☐ Yes ☐ No</w:t>
       </w:r>
     </w:p>
     <w:p>
@@ -628,19 +628,7 @@
           <w:rFonts w:ascii="Arial" w:hAnsi="Arial"/>
           <w:b w:val="0"/>
         </w:rPr>
-        <w:t>• Voice-clone or synthesis issue/fallback: ____________________</w:t>
-      </w:r>
-    </w:p>
-    <w:p>
-      <w:pPr>
-        <w:pStyle w:val="Heading1"/>
-      </w:pPr>
-      <w:r>
-        <w:rPr>
-          <w:rFonts w:ascii="Arial" w:hAnsi="Arial"/>
-          <w:b/>
-        </w:rPr>
-        <w:t>Headset, Calibration, and Practice</w:t>
+        <w:t>• External voice upload/API call absent: ☐ Yes ☐ No</w:t>
       </w:r>
     </w:p>
     <w:p>
@@ -653,7 +641,7 @@
           <w:rFonts w:ascii="Arial" w:hAnsi="Arial"/>
           <w:b w:val="0"/>
         </w:rPr>
-        <w:t>• Headset asset ID: ____________________  Eye-tracking provider/version: ____________________</w:t>
+        <w:t>• Generic voice version/model: ____________________</w:t>
       </w:r>
     </w:p>
     <w:p>
@@ -666,7 +654,7 @@
           <w:rFonts w:ascii="Arial" w:hAnsi="Arial"/>
           <w:b w:val="0"/>
         </w:rPr>
-        <w:t>• Eight-plane geometry/origin check: ☐ Pass ☐ Fail  Result/retry: ____________________</w:t>
+        <w:t>• Voice-generation issue; maximum two takes/one regeneration followed: ☐ Yes ☐ No ☐ N/A</w:t>
       </w:r>
     </w:p>
     <w:p>
@@ -679,7 +667,19 @@
           <w:rFonts w:ascii="Arial" w:hAnsi="Arial"/>
           <w:b w:val="0"/>
         </w:rPr>
-        <w:t>• Fit/vision correction acceptable: ☐ Yes ☐ No</w:t>
+        <w:t>• If unsuccessful, session stopped before randomized blocks and all voice artifacts deleted: ☐ Yes ☐ No ☐ N/A</w:t>
+      </w:r>
+    </w:p>
+    <w:p>
+      <w:pPr>
+        <w:pStyle w:val="Heading1"/>
+      </w:pPr>
+      <w:r>
+        <w:rPr>
+          <w:rFonts w:ascii="Arial" w:hAnsi="Arial"/>
+          <w:b/>
+        </w:rPr>
+        <w:t>Headset, Calibration, and Practice</w:t>
       </w:r>
     </w:p>
     <w:p>
@@ -692,7 +692,7 @@
           <w:rFonts w:ascii="Arial" w:hAnsi="Arial"/>
           <w:b w:val="0"/>
         </w:rPr>
-        <w:t>• Eye calibration result: ☐ Pass ☐ Fail  Retries: ______  Quality/validity output: ____________________</w:t>
+        <w:t>• Headset asset ID: ____________________  Eye-tracking provider/version: ____________________</w:t>
       </w:r>
     </w:p>
     <w:p>
@@ -705,7 +705,46 @@
           <w:rFonts w:ascii="Arial" w:hAnsi="Arial"/>
           <w:b w:val="0"/>
         </w:rPr>
-        <w:t>• Multi-direction gaze validation result: ☐ Pass ☐ Fail  Directions/targets checked: ____________________</w:t>
+        <w:t>• Eight-plane geometry/origin check: ☐ Pass ☐ Fail  Result/retry: ____________________</w:t>
+      </w:r>
+    </w:p>
+    <w:p>
+      <w:pPr>
+        <w:spacing w:after="40"/>
+        <w:ind w:left="360" w:hanging="259"/>
+      </w:pPr>
+      <w:r>
+        <w:rPr>
+          <w:rFonts w:ascii="Arial" w:hAnsi="Arial"/>
+          <w:b w:val="0"/>
+        </w:rPr>
+        <w:t>• Fit/vision correction acceptable: ☐ Yes ☐ No</w:t>
+      </w:r>
+    </w:p>
+    <w:p>
+      <w:pPr>
+        <w:spacing w:after="40"/>
+        <w:ind w:left="360" w:hanging="259"/>
+      </w:pPr>
+      <w:r>
+        <w:rPr>
+          <w:rFonts w:ascii="Arial" w:hAnsi="Arial"/>
+          <w:b w:val="0"/>
+        </w:rPr>
+        <w:t>• Eye calibration result: ☐ Pass ☐ Fail  Retries: ______ (maximum 2)  Quality/validity output: ____________________</w:t>
+      </w:r>
+    </w:p>
+    <w:p>
+      <w:pPr>
+        <w:spacing w:after="40"/>
+        <w:ind w:left="360" w:hanging="259"/>
+      </w:pPr>
+      <w:r>
+        <w:rPr>
+          <w:rFonts w:ascii="Arial" w:hAnsi="Arial"/>
+          <w:b w:val="0"/>
+        </w:rPr>
+        <w:t>• Nine-direction validation: targets detected: ____/9  Median error: ____°  90th percentile: ____°  Gate met (≥8/9, ≤3°, ≤6°): ☐ Yes ☐ No</w:t>
       </w:r>
     </w:p>
     <w:p>
@@ -800,9 +839,9 @@
             <w:tcW w:type="dxa" w:w="1260"/>
             <w:vAlign w:val="center"/>
             <w:tcMar>
-              <w:top w:w="80" w:type="dxa"/>
+              <w:top w:w="40" w:type="dxa"/>
               <w:start w:w="90" w:type="dxa"/>
-              <w:bottom w:w="80" w:type="dxa"/>
+              <w:bottom w:w="40" w:type="dxa"/>
               <w:end w:w="90" w:type="dxa"/>
             </w:tcMar>
             <w:shd w:fill="D9EAF7"/>
@@ -825,9 +864,9 @@
             <w:tcW w:type="dxa" w:w="1260"/>
             <w:vAlign w:val="center"/>
             <w:tcMar>
-              <w:top w:w="80" w:type="dxa"/>
+              <w:top w:w="40" w:type="dxa"/>
               <w:start w:w="90" w:type="dxa"/>
-              <w:bottom w:w="80" w:type="dxa"/>
+              <w:bottom w:w="40" w:type="dxa"/>
               <w:end w:w="90" w:type="dxa"/>
             </w:tcMar>
             <w:shd w:fill="D9EAF7"/>
@@ -850,9 +889,9 @@
             <w:tcW w:type="dxa" w:w="1260"/>
             <w:vAlign w:val="center"/>
             <w:tcMar>
-              <w:top w:w="80" w:type="dxa"/>
+              <w:top w:w="40" w:type="dxa"/>
               <w:start w:w="90" w:type="dxa"/>
-              <w:bottom w:w="80" w:type="dxa"/>
+              <w:bottom w:w="40" w:type="dxa"/>
               <w:end w:w="90" w:type="dxa"/>
             </w:tcMar>
             <w:shd w:fill="D9EAF7"/>
@@ -875,9 +914,9 @@
             <w:tcW w:type="dxa" w:w="1260"/>
             <w:vAlign w:val="center"/>
             <w:tcMar>
-              <w:top w:w="80" w:type="dxa"/>
+              <w:top w:w="40" w:type="dxa"/>
               <w:start w:w="90" w:type="dxa"/>
-              <w:bottom w:w="80" w:type="dxa"/>
+              <w:bottom w:w="40" w:type="dxa"/>
               <w:end w:w="90" w:type="dxa"/>
             </w:tcMar>
             <w:shd w:fill="D9EAF7"/>
@@ -900,9 +939,9 @@
             <w:tcW w:type="dxa" w:w="1260"/>
             <w:vAlign w:val="center"/>
             <w:tcMar>
-              <w:top w:w="80" w:type="dxa"/>
+              <w:top w:w="40" w:type="dxa"/>
               <w:start w:w="90" w:type="dxa"/>
-              <w:bottom w:w="80" w:type="dxa"/>
+              <w:bottom w:w="40" w:type="dxa"/>
               <w:end w:w="90" w:type="dxa"/>
             </w:tcMar>
             <w:shd w:fill="D9EAF7"/>
@@ -925,9 +964,9 @@
             <w:tcW w:type="dxa" w:w="1260"/>
             <w:vAlign w:val="center"/>
             <w:tcMar>
-              <w:top w:w="80" w:type="dxa"/>
+              <w:top w:w="40" w:type="dxa"/>
               <w:start w:w="90" w:type="dxa"/>
-              <w:bottom w:w="80" w:type="dxa"/>
+              <w:bottom w:w="40" w:type="dxa"/>
               <w:end w:w="90" w:type="dxa"/>
             </w:tcMar>
             <w:shd w:fill="D9EAF7"/>
@@ -950,9 +989,9 @@
             <w:tcW w:type="dxa" w:w="1260"/>
             <w:vAlign w:val="center"/>
             <w:tcMar>
-              <w:top w:w="80" w:type="dxa"/>
+              <w:top w:w="40" w:type="dxa"/>
               <w:start w:w="90" w:type="dxa"/>
-              <w:bottom w:w="80" w:type="dxa"/>
+              <w:bottom w:w="40" w:type="dxa"/>
               <w:end w:w="90" w:type="dxa"/>
             </w:tcMar>
             <w:shd w:fill="D9EAF7"/>
@@ -975,9 +1014,9 @@
             <w:tcW w:type="dxa" w:w="1260"/>
             <w:vAlign w:val="center"/>
             <w:tcMar>
-              <w:top w:w="80" w:type="dxa"/>
+              <w:top w:w="40" w:type="dxa"/>
               <w:start w:w="90" w:type="dxa"/>
-              <w:bottom w:w="80" w:type="dxa"/>
+              <w:bottom w:w="40" w:type="dxa"/>
               <w:end w:w="90" w:type="dxa"/>
             </w:tcMar>
             <w:shd w:fill="D9EAF7"/>
@@ -1005,9 +1044,9 @@
             <w:tcW w:type="dxa" w:w="1260"/>
             <w:vAlign w:val="center"/>
             <w:tcMar>
-              <w:top w:w="80" w:type="dxa"/>
+              <w:top w:w="40" w:type="dxa"/>
               <w:start w:w="90" w:type="dxa"/>
-              <w:bottom w:w="80" w:type="dxa"/>
+              <w:bottom w:w="40" w:type="dxa"/>
               <w:end w:w="90" w:type="dxa"/>
             </w:tcMar>
           </w:tcPr>
@@ -1029,9 +1068,9 @@
             <w:tcW w:type="dxa" w:w="1260"/>
             <w:vAlign w:val="center"/>
             <w:tcMar>
-              <w:top w:w="80" w:type="dxa"/>
+              <w:top w:w="40" w:type="dxa"/>
               <w:start w:w="90" w:type="dxa"/>
-              <w:bottom w:w="80" w:type="dxa"/>
+              <w:bottom w:w="40" w:type="dxa"/>
               <w:end w:w="90" w:type="dxa"/>
             </w:tcMar>
           </w:tcPr>
@@ -1046,9 +1085,9 @@
             <w:tcW w:type="dxa" w:w="1260"/>
             <w:vAlign w:val="center"/>
             <w:tcMar>
-              <w:top w:w="80" w:type="dxa"/>
+              <w:top w:w="40" w:type="dxa"/>
               <w:start w:w="90" w:type="dxa"/>
-              <w:bottom w:w="80" w:type="dxa"/>
+              <w:bottom w:w="40" w:type="dxa"/>
               <w:end w:w="90" w:type="dxa"/>
             </w:tcMar>
           </w:tcPr>
@@ -1063,9 +1102,9 @@
             <w:tcW w:type="dxa" w:w="1260"/>
             <w:vAlign w:val="center"/>
             <w:tcMar>
-              <w:top w:w="80" w:type="dxa"/>
+              <w:top w:w="40" w:type="dxa"/>
               <w:start w:w="90" w:type="dxa"/>
-              <w:bottom w:w="80" w:type="dxa"/>
+              <w:bottom w:w="40" w:type="dxa"/>
               <w:end w:w="90" w:type="dxa"/>
             </w:tcMar>
           </w:tcPr>
@@ -1087,9 +1126,9 @@
             <w:tcW w:type="dxa" w:w="1260"/>
             <w:vAlign w:val="center"/>
             <w:tcMar>
-              <w:top w:w="80" w:type="dxa"/>
+              <w:top w:w="40" w:type="dxa"/>
               <w:start w:w="90" w:type="dxa"/>
-              <w:bottom w:w="80" w:type="dxa"/>
+              <w:bottom w:w="40" w:type="dxa"/>
               <w:end w:w="90" w:type="dxa"/>
             </w:tcMar>
           </w:tcPr>
@@ -1104,9 +1143,9 @@
             <w:tcW w:type="dxa" w:w="1260"/>
             <w:vAlign w:val="center"/>
             <w:tcMar>
-              <w:top w:w="80" w:type="dxa"/>
+              <w:top w:w="40" w:type="dxa"/>
               <w:start w:w="90" w:type="dxa"/>
-              <w:bottom w:w="80" w:type="dxa"/>
+              <w:bottom w:w="40" w:type="dxa"/>
               <w:end w:w="90" w:type="dxa"/>
             </w:tcMar>
           </w:tcPr>
@@ -1121,9 +1160,9 @@
             <w:tcW w:type="dxa" w:w="1260"/>
             <w:vAlign w:val="center"/>
             <w:tcMar>
-              <w:top w:w="80" w:type="dxa"/>
+              <w:top w:w="40" w:type="dxa"/>
               <w:start w:w="90" w:type="dxa"/>
-              <w:bottom w:w="80" w:type="dxa"/>
+              <w:bottom w:w="40" w:type="dxa"/>
               <w:end w:w="90" w:type="dxa"/>
             </w:tcMar>
           </w:tcPr>
@@ -1138,9 +1177,9 @@
             <w:tcW w:type="dxa" w:w="1260"/>
             <w:vAlign w:val="center"/>
             <w:tcMar>
-              <w:top w:w="80" w:type="dxa"/>
+              <w:top w:w="40" w:type="dxa"/>
               <w:start w:w="90" w:type="dxa"/>
-              <w:bottom w:w="80" w:type="dxa"/>
+              <w:bottom w:w="40" w:type="dxa"/>
               <w:end w:w="90" w:type="dxa"/>
             </w:tcMar>
           </w:tcPr>
@@ -1160,9 +1199,9 @@
             <w:tcW w:type="dxa" w:w="1260"/>
             <w:vAlign w:val="center"/>
             <w:tcMar>
-              <w:top w:w="80" w:type="dxa"/>
+              <w:top w:w="40" w:type="dxa"/>
               <w:start w:w="90" w:type="dxa"/>
-              <w:bottom w:w="80" w:type="dxa"/>
+              <w:bottom w:w="40" w:type="dxa"/>
               <w:end w:w="90" w:type="dxa"/>
             </w:tcMar>
           </w:tcPr>
@@ -1184,9 +1223,9 @@
             <w:tcW w:type="dxa" w:w="1260"/>
             <w:vAlign w:val="center"/>
             <w:tcMar>
-              <w:top w:w="80" w:type="dxa"/>
+              <w:top w:w="40" w:type="dxa"/>
               <w:start w:w="90" w:type="dxa"/>
-              <w:bottom w:w="80" w:type="dxa"/>
+              <w:bottom w:w="40" w:type="dxa"/>
               <w:end w:w="90" w:type="dxa"/>
             </w:tcMar>
           </w:tcPr>
@@ -1201,9 +1240,9 @@
             <w:tcW w:type="dxa" w:w="1260"/>
             <w:vAlign w:val="center"/>
             <w:tcMar>
-              <w:top w:w="80" w:type="dxa"/>
+              <w:top w:w="40" w:type="dxa"/>
               <w:start w:w="90" w:type="dxa"/>
-              <w:bottom w:w="80" w:type="dxa"/>
+              <w:bottom w:w="40" w:type="dxa"/>
               <w:end w:w="90" w:type="dxa"/>
             </w:tcMar>
           </w:tcPr>
@@ -1218,9 +1257,9 @@
             <w:tcW w:type="dxa" w:w="1260"/>
             <w:vAlign w:val="center"/>
             <w:tcMar>
-              <w:top w:w="80" w:type="dxa"/>
+              <w:top w:w="40" w:type="dxa"/>
               <w:start w:w="90" w:type="dxa"/>
-              <w:bottom w:w="80" w:type="dxa"/>
+              <w:bottom w:w="40" w:type="dxa"/>
               <w:end w:w="90" w:type="dxa"/>
             </w:tcMar>
           </w:tcPr>
@@ -1242,9 +1281,9 @@
             <w:tcW w:type="dxa" w:w="1260"/>
             <w:vAlign w:val="center"/>
             <w:tcMar>
-              <w:top w:w="80" w:type="dxa"/>
+              <w:top w:w="40" w:type="dxa"/>
               <w:start w:w="90" w:type="dxa"/>
-              <w:bottom w:w="80" w:type="dxa"/>
+              <w:bottom w:w="40" w:type="dxa"/>
               <w:end w:w="90" w:type="dxa"/>
             </w:tcMar>
           </w:tcPr>
@@ -1259,9 +1298,9 @@
             <w:tcW w:type="dxa" w:w="1260"/>
             <w:vAlign w:val="center"/>
             <w:tcMar>
-              <w:top w:w="80" w:type="dxa"/>
+              <w:top w:w="40" w:type="dxa"/>
               <w:start w:w="90" w:type="dxa"/>
-              <w:bottom w:w="80" w:type="dxa"/>
+              <w:bottom w:w="40" w:type="dxa"/>
               <w:end w:w="90" w:type="dxa"/>
             </w:tcMar>
           </w:tcPr>
@@ -1276,9 +1315,9 @@
             <w:tcW w:type="dxa" w:w="1260"/>
             <w:vAlign w:val="center"/>
             <w:tcMar>
-              <w:top w:w="80" w:type="dxa"/>
+              <w:top w:w="40" w:type="dxa"/>
               <w:start w:w="90" w:type="dxa"/>
-              <w:bottom w:w="80" w:type="dxa"/>
+              <w:bottom w:w="40" w:type="dxa"/>
               <w:end w:w="90" w:type="dxa"/>
             </w:tcMar>
           </w:tcPr>
@@ -1293,9 +1332,9 @@
             <w:tcW w:type="dxa" w:w="1260"/>
             <w:vAlign w:val="center"/>
             <w:tcMar>
-              <w:top w:w="80" w:type="dxa"/>
+              <w:top w:w="40" w:type="dxa"/>
               <w:start w:w="90" w:type="dxa"/>
-              <w:bottom w:w="80" w:type="dxa"/>
+              <w:bottom w:w="40" w:type="dxa"/>
               <w:end w:w="90" w:type="dxa"/>
             </w:tcMar>
           </w:tcPr>
@@ -1315,9 +1354,9 @@
             <w:tcW w:type="dxa" w:w="1260"/>
             <w:vAlign w:val="center"/>
             <w:tcMar>
-              <w:top w:w="80" w:type="dxa"/>
+              <w:top w:w="40" w:type="dxa"/>
               <w:start w:w="90" w:type="dxa"/>
-              <w:bottom w:w="80" w:type="dxa"/>
+              <w:bottom w:w="40" w:type="dxa"/>
               <w:end w:w="90" w:type="dxa"/>
             </w:tcMar>
           </w:tcPr>
@@ -1339,9 +1378,9 @@
             <w:tcW w:type="dxa" w:w="1260"/>
             <w:vAlign w:val="center"/>
             <w:tcMar>
-              <w:top w:w="80" w:type="dxa"/>
+              <w:top w:w="40" w:type="dxa"/>
               <w:start w:w="90" w:type="dxa"/>
-              <w:bottom w:w="80" w:type="dxa"/>
+              <w:bottom w:w="40" w:type="dxa"/>
               <w:end w:w="90" w:type="dxa"/>
             </w:tcMar>
           </w:tcPr>
@@ -1356,9 +1395,9 @@
             <w:tcW w:type="dxa" w:w="1260"/>
             <w:vAlign w:val="center"/>
             <w:tcMar>
-              <w:top w:w="80" w:type="dxa"/>
+              <w:top w:w="40" w:type="dxa"/>
               <w:start w:w="90" w:type="dxa"/>
-              <w:bottom w:w="80" w:type="dxa"/>
+              <w:bottom w:w="40" w:type="dxa"/>
               <w:end w:w="90" w:type="dxa"/>
             </w:tcMar>
           </w:tcPr>
@@ -1373,9 +1412,9 @@
             <w:tcW w:type="dxa" w:w="1260"/>
             <w:vAlign w:val="center"/>
             <w:tcMar>
-              <w:top w:w="80" w:type="dxa"/>
+              <w:top w:w="40" w:type="dxa"/>
               <w:start w:w="90" w:type="dxa"/>
-              <w:bottom w:w="80" w:type="dxa"/>
+              <w:bottom w:w="40" w:type="dxa"/>
               <w:end w:w="90" w:type="dxa"/>
             </w:tcMar>
           </w:tcPr>
@@ -1397,9 +1436,9 @@
             <w:tcW w:type="dxa" w:w="1260"/>
             <w:vAlign w:val="center"/>
             <w:tcMar>
-              <w:top w:w="80" w:type="dxa"/>
+              <w:top w:w="40" w:type="dxa"/>
               <w:start w:w="90" w:type="dxa"/>
-              <w:bottom w:w="80" w:type="dxa"/>
+              <w:bottom w:w="40" w:type="dxa"/>
               <w:end w:w="90" w:type="dxa"/>
             </w:tcMar>
           </w:tcPr>
@@ -1414,9 +1453,9 @@
             <w:tcW w:type="dxa" w:w="1260"/>
             <w:vAlign w:val="center"/>
             <w:tcMar>
-              <w:top w:w="80" w:type="dxa"/>
+              <w:top w:w="40" w:type="dxa"/>
               <w:start w:w="90" w:type="dxa"/>
-              <w:bottom w:w="80" w:type="dxa"/>
+              <w:bottom w:w="40" w:type="dxa"/>
               <w:end w:w="90" w:type="dxa"/>
             </w:tcMar>
           </w:tcPr>
@@ -1431,9 +1470,9 @@
             <w:tcW w:type="dxa" w:w="1260"/>
             <w:vAlign w:val="center"/>
             <w:tcMar>
-              <w:top w:w="80" w:type="dxa"/>
+              <w:top w:w="40" w:type="dxa"/>
               <w:start w:w="90" w:type="dxa"/>
-              <w:bottom w:w="80" w:type="dxa"/>
+              <w:bottom w:w="40" w:type="dxa"/>
               <w:end w:w="90" w:type="dxa"/>
             </w:tcMar>
           </w:tcPr>
@@ -1448,9 +1487,9 @@
             <w:tcW w:type="dxa" w:w="1260"/>
             <w:vAlign w:val="center"/>
             <w:tcMar>
-              <w:top w:w="80" w:type="dxa"/>
+              <w:top w:w="40" w:type="dxa"/>
               <w:start w:w="90" w:type="dxa"/>
-              <w:bottom w:w="80" w:type="dxa"/>
+              <w:bottom w:w="40" w:type="dxa"/>
               <w:end w:w="90" w:type="dxa"/>
             </w:tcMar>
           </w:tcPr>
@@ -1470,9 +1509,9 @@
             <w:tcW w:type="dxa" w:w="1260"/>
             <w:vAlign w:val="center"/>
             <w:tcMar>
-              <w:top w:w="80" w:type="dxa"/>
+              <w:top w:w="40" w:type="dxa"/>
               <w:start w:w="90" w:type="dxa"/>
-              <w:bottom w:w="80" w:type="dxa"/>
+              <w:bottom w:w="40" w:type="dxa"/>
               <w:end w:w="90" w:type="dxa"/>
             </w:tcMar>
           </w:tcPr>
@@ -1494,9 +1533,9 @@
             <w:tcW w:type="dxa" w:w="1260"/>
             <w:vAlign w:val="center"/>
             <w:tcMar>
-              <w:top w:w="80" w:type="dxa"/>
+              <w:top w:w="40" w:type="dxa"/>
               <w:start w:w="90" w:type="dxa"/>
-              <w:bottom w:w="80" w:type="dxa"/>
+              <w:bottom w:w="40" w:type="dxa"/>
               <w:end w:w="90" w:type="dxa"/>
             </w:tcMar>
           </w:tcPr>
@@ -1511,9 +1550,9 @@
             <w:tcW w:type="dxa" w:w="1260"/>
             <w:vAlign w:val="center"/>
             <w:tcMar>
-              <w:top w:w="80" w:type="dxa"/>
+              <w:top w:w="40" w:type="dxa"/>
               <w:start w:w="90" w:type="dxa"/>
-              <w:bottom w:w="80" w:type="dxa"/>
+              <w:bottom w:w="40" w:type="dxa"/>
               <w:end w:w="90" w:type="dxa"/>
             </w:tcMar>
           </w:tcPr>
@@ -1528,9 +1567,9 @@
             <w:tcW w:type="dxa" w:w="1260"/>
             <w:vAlign w:val="center"/>
             <w:tcMar>
-              <w:top w:w="80" w:type="dxa"/>
+              <w:top w:w="40" w:type="dxa"/>
               <w:start w:w="90" w:type="dxa"/>
-              <w:bottom w:w="80" w:type="dxa"/>
+              <w:bottom w:w="40" w:type="dxa"/>
               <w:end w:w="90" w:type="dxa"/>
             </w:tcMar>
           </w:tcPr>
@@ -1552,9 +1591,9 @@
             <w:tcW w:type="dxa" w:w="1260"/>
             <w:vAlign w:val="center"/>
             <w:tcMar>
-              <w:top w:w="80" w:type="dxa"/>
+              <w:top w:w="40" w:type="dxa"/>
               <w:start w:w="90" w:type="dxa"/>
-              <w:bottom w:w="80" w:type="dxa"/>
+              <w:bottom w:w="40" w:type="dxa"/>
               <w:end w:w="90" w:type="dxa"/>
             </w:tcMar>
           </w:tcPr>
@@ -1569,9 +1608,9 @@
             <w:tcW w:type="dxa" w:w="1260"/>
             <w:vAlign w:val="center"/>
             <w:tcMar>
-              <w:top w:w="80" w:type="dxa"/>
+              <w:top w:w="40" w:type="dxa"/>
               <w:start w:w="90" w:type="dxa"/>
-              <w:bottom w:w="80" w:type="dxa"/>
+              <w:bottom w:w="40" w:type="dxa"/>
               <w:end w:w="90" w:type="dxa"/>
             </w:tcMar>
           </w:tcPr>
@@ -1586,9 +1625,9 @@
             <w:tcW w:type="dxa" w:w="1260"/>
             <w:vAlign w:val="center"/>
             <w:tcMar>
-              <w:top w:w="80" w:type="dxa"/>
+              <w:top w:w="40" w:type="dxa"/>
               <w:start w:w="90" w:type="dxa"/>
-              <w:bottom w:w="80" w:type="dxa"/>
+              <w:bottom w:w="40" w:type="dxa"/>
               <w:end w:w="90" w:type="dxa"/>
             </w:tcMar>
           </w:tcPr>
@@ -1603,9 +1642,9 @@
             <w:tcW w:type="dxa" w:w="1260"/>
             <w:vAlign w:val="center"/>
             <w:tcMar>
-              <w:top w:w="80" w:type="dxa"/>
+              <w:top w:w="40" w:type="dxa"/>
               <w:start w:w="90" w:type="dxa"/>
-              <w:bottom w:w="80" w:type="dxa"/>
+              <w:bottom w:w="40" w:type="dxa"/>
               <w:end w:w="90" w:type="dxa"/>
             </w:tcMar>
           </w:tcPr>
@@ -1645,7 +1684,7 @@
           <w:rFonts w:ascii="Arial" w:hAnsi="Arial"/>
           <w:b w:val="0"/>
         </w:rPr>
-        <w:t>• ☐ Manipulation/comfort checks completed after each completed block.</w:t>
+        <w:t>• ☐ Nine fixed manipulation/experience checks completed after each block; two mechanism checks added after gaze-contingent blocks only.</w:t>
       </w:r>
     </w:p>
     <w:p>
@@ -1658,7 +1697,7 @@
           <w:rFonts w:ascii="Arial" w:hAnsi="Arial"/>
           <w:b w:val="0"/>
         </w:rPr>
-        <w:t>• ☐ End-of-session instruments completed or skips recorded without pressure.</w:t>
+        <w:t>• ☐ Minimum two-minute seated break provided after blocks 1–3 or longer on request.</w:t>
       </w:r>
     </w:p>
     <w:p>
@@ -1671,7 +1710,7 @@
           <w:rFonts w:ascii="Arial" w:hAnsi="Arial"/>
           <w:b w:val="0"/>
         </w:rPr>
-        <w:t>• ☐ Each condition manifest places the target exactly twice on each of the eight planes.</w:t>
+        <w:t>• ☐ End-of-session instruments completed or skips recorded without pressure.</w:t>
       </w:r>
     </w:p>
     <w:p>
@@ -1684,7 +1723,7 @@
           <w:rFonts w:ascii="Arial" w:hAnsi="Arial"/>
           <w:b w:val="0"/>
         </w:rPr>
-        <w:t>• ☐ Search-onset, scheduled hint opportunity (first at 4 seconds; then every 6 seconds), policy evidence/state, playback outcome, selection, and trial-end events logged.</w:t>
+        <w:t>• ☐ Post-exposure 16-item SSQ completed after headset removal.</w:t>
       </w:r>
     </w:p>
     <w:p>
@@ -1697,7 +1736,7 @@
           <w:rFonts w:ascii="Arial" w:hAnsi="Arial"/>
           <w:b w:val="0"/>
         </w:rPr>
-        <w:t>• ☐ Each fine-stage opportunity logged raw gaze-target angle, target angular size, normalized proximity, preceding valid comparison value, and resulting warmer/colder/about-the-same/very-close state or abstention.</w:t>
+        <w:t>• ☐ Each standard 16-trial condition manifest places the target exactly twice on each of the eight planes.</w:t>
       </w:r>
     </w:p>
     <w:p>
@@ -1710,19 +1749,7 @@
           <w:rFonts w:ascii="Arial" w:hAnsi="Arial"/>
           <w:b w:val="0"/>
         </w:rPr>
-        <w:t>• ☐ Gaze-contingent blocks used coarse directional then fine proximity guidance; noncontingent blocks did not receive gaze, hover, coverage, or target-proximity state.</w:t>
-      </w:r>
-    </w:p>
-    <w:p>
-      <w:pPr>
-        <w:pStyle w:val="Heading1"/>
-      </w:pPr>
-      <w:r>
-        <w:rPr>
-          <w:rFonts w:ascii="Arial" w:hAnsi="Arial"/>
-          <w:b/>
-        </w:rPr>
-        <w:t>Data Transfer and Cleanup</w:t>
+        <w:t>• ☐ Any block/session ending before 16 trials has a prespecified reason recorded; trial count was not changed because of participant performance or condition results.</w:t>
       </w:r>
     </w:p>
     <w:p>
@@ -1735,7 +1762,7 @@
           <w:rFonts w:ascii="Arial" w:hAnsi="Arial"/>
           <w:b w:val="0"/>
         </w:rPr>
-        <w:t>• Coded data destination: ____________________  Transfer time/operator: ____________________</w:t>
+        <w:t>• ☐ Search-onset, seven scheduled hint opportunities (4, 10, 16, 22, 28, 34, and 40 seconds), policy evidence/state, playback outcome, selection, 45-second timeout, and trial-end events logged.</w:t>
       </w:r>
     </w:p>
     <w:p>
@@ -1748,7 +1775,7 @@
           <w:rFonts w:ascii="Arial" w:hAnsi="Arial"/>
           <w:b w:val="0"/>
         </w:rPr>
-        <w:t>• File manifest/checksum validation: ☐ Pass ☐ Fail  Record: ____________________</w:t>
+        <w:t>• ☐ Each fine-stage opportunity logged raw gaze-target angle, target angular size, normalized proximity, preceding valid comparison value, and resulting warmer/colder/about-the-same/very-close state or abstention.</w:t>
       </w:r>
     </w:p>
     <w:p>
@@ -1761,7 +1788,19 @@
           <w:rFonts w:ascii="Arial" w:hAnsi="Arial"/>
           <w:b w:val="0"/>
         </w:rPr>
-        <w:t>• Headset research logs removed after verified transfer: ☐ Yes ☐ No ☐ N/A</w:t>
+        <w:t>• ☐ Gaze-contingent blocks used coarse directional then fine proximity guidance; noncontingent blocks did not receive gaze, hover, coverage, or target-proximity state.</w:t>
+      </w:r>
+    </w:p>
+    <w:p>
+      <w:pPr>
+        <w:pStyle w:val="Heading1"/>
+      </w:pPr>
+      <w:r>
+        <w:rPr>
+          <w:rFonts w:ascii="Arial" w:hAnsi="Arial"/>
+          <w:b/>
+        </w:rPr>
+        <w:t>Data Transfer and Cleanup</w:t>
       </w:r>
     </w:p>
     <w:p>
@@ -1774,7 +1813,7 @@
           <w:rFonts w:ascii="Arial" w:hAnsi="Arial"/>
           <w:b w:val="0"/>
         </w:rPr>
-        <w:t>• Local source recording deleted: ☐ Yes ☐ No  Date/time/result: ____________________</w:t>
+        <w:t>• Coded data destination: ____________________  Transfer time/operator: ____________________</w:t>
       </w:r>
     </w:p>
     <w:p>
@@ -1787,7 +1826,7 @@
           <w:rFonts w:ascii="Arial" w:hAnsi="Arial"/>
           <w:b w:val="0"/>
         </w:rPr>
-        <w:t>• Provider source sample deleted: ☐ Yes ☐ No ☐ Not supported  Date/time/result: ____________________</w:t>
+        <w:t>• File manifest/checksum validation: ☐ Pass ☐ Fail  Record: ____________________</w:t>
       </w:r>
     </w:p>
     <w:p>
@@ -1800,7 +1839,7 @@
           <w:rFonts w:ascii="Arial" w:hAnsi="Arial"/>
           <w:b w:val="0"/>
         </w:rPr>
-        <w:t>• Provider private voice deleted: ☐ Yes ☐ No ☐ Not supported  Date/time/result: ____________________</w:t>
+        <w:t>• Headset research logs removed after verified transfer: ☐ Yes ☐ No ☐ N/A</w:t>
       </w:r>
     </w:p>
     <w:p>
@@ -1813,7 +1852,7 @@
           <w:rFonts w:ascii="Arial" w:hAnsi="Arial"/>
           <w:b w:val="0"/>
         </w:rPr>
-        <w:t>• Provider generated history/clips deleted: ☐ Yes ☐ No ☐ Not supported  Date/time/result: ____________________</w:t>
+        <w:t>• Local source recording deleted within 24 hours: ☐ Yes ☐ No  Date/time/result: ____________________</w:t>
       </w:r>
     </w:p>
     <w:p>
@@ -1826,7 +1865,7 @@
           <w:rFonts w:ascii="Arial" w:hAnsi="Arial"/>
           <w:b w:val="0"/>
         </w:rPr>
-        <w:t>• Device TTS cache/self-similar clips deleted: ☐ Yes ☐ No  Date/time/result: ____________________</w:t>
+        <w:t>• Local speaker embedding/model artifact deleted within 24 hours: ☐ Yes ☐ No  Date/time/result: ____________________</w:t>
       </w:r>
     </w:p>
     <w:p>
@@ -1839,7 +1878,7 @@
           <w:rFonts w:ascii="Arial" w:hAnsi="Arial"/>
           <w:b w:val="0"/>
         </w:rPr>
-        <w:t>• Identity/linkage record updated under approved plan: ☐ Yes ☐ No</w:t>
+        <w:t>• Workstation generated clips/session cache deleted within 24 hours: ☐ Yes ☐ No  Date/time/result: ____________________</w:t>
       </w:r>
     </w:p>
     <w:p>
@@ -1852,7 +1891,7 @@
           <w:rFonts w:ascii="Arial" w:hAnsi="Arial"/>
           <w:b w:val="0"/>
         </w:rPr>
-        <w:t>• Any deletion failure: access disabled/revoked ☐ N/A ☐ Yes  PI/provider notified ☐ N/A ☐ Yes</w:t>
+        <w:t>• Headset generic/self-similar session clips/cache deleted within 24 hours: ☐ Yes ☐ No  Date/time/result: ____________________</w:t>
       </w:r>
     </w:p>
     <w:p>
@@ -1865,46 +1904,7 @@
           <w:rFonts w:ascii="Arial" w:hAnsi="Arial"/>
           <w:b w:val="0"/>
         </w:rPr>
-        <w:t>• UCF reportability assessed and further voice collection paused while unresolved: ☐ N/A ☐ Yes</w:t>
-      </w:r>
-    </w:p>
-    <w:p>
-      <w:pPr>
-        <w:pStyle w:val="Heading1"/>
-      </w:pPr>
-      <w:r>
-        <w:rPr>
-          <w:rFonts w:ascii="Arial" w:hAnsi="Arial"/>
-          <w:b/>
-        </w:rPr>
-        <w:t>Session Disposition and Data-Quality Reason Codes</w:t>
-      </w:r>
-    </w:p>
-    <w:p>
-      <w:r>
-        <w:rPr>
-          <w:rFonts w:ascii="Arial" w:hAnsi="Arial"/>
-          <w:b w:val="0"/>
-        </w:rPr>
-        <w:t>Disposition: ☐ Completed ☐ Participant withdrew ☐ Researcher stopped ☐ Technical stop ☐ Ineligible after start</w:t>
-      </w:r>
-    </w:p>
-    <w:p>
-      <w:r>
-        <w:rPr>
-          <w:rFonts w:ascii="Arial" w:hAnsi="Arial"/>
-          <w:b w:val="0"/>
-        </w:rPr>
-        <w:t>Compensation amount/form issued or owed: ____________________  Payment record location: ____________________</w:t>
-      </w:r>
-    </w:p>
-    <w:p>
-      <w:r>
-        <w:rPr>
-          <w:rFonts w:ascii="Arial" w:hAnsi="Arial"/>
-          <w:b w:val="0"/>
-        </w:rPr>
-        <w:t>Pre-specified reason codes (select all that apply; do not decide based on condition outcome):</w:t>
+        <w:t>• Identity/linkage record updated under approved plan: ☐ Yes ☐ No</w:t>
       </w:r>
     </w:p>
     <w:p>
@@ -1917,7 +1917,7 @@
           <w:rFonts w:ascii="Arial" w:hAnsi="Arial"/>
           <w:b w:val="0"/>
         </w:rPr>
-        <w:t>• ☐ None known at session end</w:t>
+        <w:t>• Any deletion failure: access restricted ☐ N/A ☐ Yes  PI notified within 24 hours ☐ N/A ☐ Yes</w:t>
       </w:r>
     </w:p>
     <w:p>
@@ -1930,7 +1930,46 @@
           <w:rFonts w:ascii="Arial" w:hAnsi="Arial"/>
           <w:b w:val="0"/>
         </w:rPr>
-        <w:t>• ☐ Consent withdrawn</w:t>
+        <w:t>• UCF reportability assessed and further voice collection paused while unresolved: ☐ N/A ☐ Yes</w:t>
+      </w:r>
+    </w:p>
+    <w:p>
+      <w:pPr>
+        <w:pStyle w:val="Heading1"/>
+      </w:pPr>
+      <w:r>
+        <w:rPr>
+          <w:rFonts w:ascii="Arial" w:hAnsi="Arial"/>
+          <w:b/>
+        </w:rPr>
+        <w:t>Session Disposition and Data-Quality Reason Codes</w:t>
+      </w:r>
+    </w:p>
+    <w:p>
+      <w:r>
+        <w:rPr>
+          <w:rFonts w:ascii="Arial" w:hAnsi="Arial"/>
+          <w:b w:val="0"/>
+        </w:rPr>
+        <w:t>Disposition: ☐ Completed ☐ Participant withdrew ☐ Researcher stopped ☐ Technical stop ☐ Ineligible after start</w:t>
+      </w:r>
+    </w:p>
+    <w:p>
+      <w:r>
+        <w:rPr>
+          <w:rFonts w:ascii="Arial" w:hAnsi="Arial"/>
+          <w:b w:val="0"/>
+        </w:rPr>
+        <w:t>Compensation: $15 gift card ☐ Issued ☐ Owed  Payment record location: ____________________</w:t>
+      </w:r>
+    </w:p>
+    <w:p>
+      <w:r>
+        <w:rPr>
+          <w:rFonts w:ascii="Arial" w:hAnsi="Arial"/>
+          <w:b w:val="0"/>
+        </w:rPr>
+        <w:t>Pre-specified reason codes (select all that apply; do not decide based on condition outcome):</w:t>
       </w:r>
     </w:p>
     <w:p>
@@ -1943,7 +1982,7 @@
           <w:rFonts w:ascii="Arial" w:hAnsi="Arial"/>
           <w:b w:val="0"/>
         </w:rPr>
-        <w:t>• ☐ Calibration failure after approved retries</w:t>
+        <w:t>• ☐ None known at session end</w:t>
       </w:r>
     </w:p>
     <w:p>
@@ -1956,7 +1995,7 @@
           <w:rFonts w:ascii="Arial" w:hAnsi="Arial"/>
           <w:b w:val="0"/>
         </w:rPr>
-        <w:t>• ☐ Eight-plane geometry/origin validation failure</w:t>
+        <w:t>• ☐ Consent withdrawn</w:t>
       </w:r>
     </w:p>
     <w:p>
@@ -1969,7 +2008,7 @@
           <w:rFonts w:ascii="Arial" w:hAnsi="Arial"/>
           <w:b w:val="0"/>
         </w:rPr>
-        <w:t>• ☐ Tracking availability below approved threshold</w:t>
+        <w:t>• ☐ Calibration failure after approved retries</w:t>
       </w:r>
     </w:p>
     <w:p>
@@ -1982,7 +2021,7 @@
           <w:rFonts w:ascii="Arial" w:hAnsi="Arial"/>
           <w:b w:val="0"/>
         </w:rPr>
-        <w:t>• ☐ Missing/corrupt search-onset or response event</w:t>
+        <w:t>• ☐ Eight-plane geometry/origin validation failure</w:t>
       </w:r>
     </w:p>
     <w:p>
@@ -1995,7 +2034,7 @@
           <w:rFonts w:ascii="Arial" w:hAnsi="Arial"/>
           <w:b w:val="0"/>
         </w:rPr>
-        <w:t>• ☐ Corrupted/incomplete file</w:t>
+        <w:t>• ☐ Trial tracking availability below 70% valid samples</w:t>
       </w:r>
     </w:p>
     <w:p>
@@ -2008,7 +2047,7 @@
           <w:rFonts w:ascii="Arial" w:hAnsi="Arial"/>
           <w:b w:val="0"/>
         </w:rPr>
-        <w:t>• ☐ Wrong build/configuration/schedule</w:t>
+        <w:t>• ☐ Missing/corrupt search-onset or response event</w:t>
       </w:r>
     </w:p>
     <w:p>
@@ -2021,7 +2060,7 @@
           <w:rFonts w:ascii="Arial" w:hAnsi="Arial"/>
           <w:b w:val="0"/>
         </w:rPr>
-        <w:t>• ☐ Voice condition generation/playback failure</w:t>
+        <w:t>• ☐ Corrupted/incomplete file</w:t>
       </w:r>
     </w:p>
     <w:p>
@@ -2034,7 +2073,7 @@
           <w:rFonts w:ascii="Arial" w:hAnsi="Arial"/>
           <w:b w:val="0"/>
         </w:rPr>
-        <w:t>• ☐ Major interruption/protocol deviation</w:t>
+        <w:t>• ☐ Wrong build/configuration/schedule</w:t>
       </w:r>
     </w:p>
     <w:p>
@@ -2047,7 +2086,7 @@
           <w:rFonts w:ascii="Arial" w:hAnsi="Arial"/>
           <w:b w:val="0"/>
         </w:rPr>
-        <w:t>• ☐ Participant did not complete</w:t>
+        <w:t>• ☐ Voice condition generation/playback failure</w:t>
       </w:r>
     </w:p>
     <w:p>
@@ -2060,46 +2099,7 @@
           <w:rFonts w:ascii="Arial" w:hAnsi="Arial"/>
           <w:b w:val="0"/>
         </w:rPr>
-        <w:t>• ☐ Other approved code: ____________________</w:t>
-      </w:r>
-    </w:p>
-    <w:p>
-      <w:r>
-        <w:rPr>
-          <w:rFonts w:ascii="Arial" w:hAnsi="Arial"/>
-          <w:b w:val="0"/>
-        </w:rPr>
-        <w:t>Final analysis exclusion is determined under the approved analysis plan, not by the session researcher.</w:t>
-      </w:r>
-    </w:p>
-    <w:p>
-      <w:pPr>
-        <w:pStyle w:val="Heading1"/>
-      </w:pPr>
-      <w:r>
-        <w:rPr>
-          <w:rFonts w:ascii="Arial" w:hAnsi="Arial"/>
-          <w:b/>
-        </w:rPr>
-        <w:t>Symptoms or Adverse Event</w:t>
-      </w:r>
-    </w:p>
-    <w:p>
-      <w:r>
-        <w:rPr>
-          <w:rFonts w:ascii="Arial" w:hAnsi="Arial"/>
-          <w:b w:val="0"/>
-        </w:rPr>
-        <w:t>Did the participant report or display a symptom/incident? ☐ No ☐ Yes</w:t>
-      </w:r>
-    </w:p>
-    <w:p>
-      <w:r>
-        <w:rPr>
-          <w:rFonts w:ascii="Arial" w:hAnsi="Arial"/>
-          <w:b w:val="0"/>
-        </w:rPr>
-        <w:t>If yes:</w:t>
+        <w:t>• ☐ Major interruption/protocol deviation</w:t>
       </w:r>
     </w:p>
     <w:p>
@@ -2112,7 +2112,7 @@
           <w:rFonts w:ascii="Arial" w:hAnsi="Arial"/>
           <w:b w:val="0"/>
         </w:rPr>
-        <w:t>• Date/time and block/trial: ____________________</w:t>
+        <w:t>• ☐ Participant did not complete</w:t>
       </w:r>
     </w:p>
     <w:p>
@@ -2125,7 +2125,55 @@
           <w:rFonts w:ascii="Arial" w:hAnsi="Arial"/>
           <w:b w:val="0"/>
         </w:rPr>
-        <w:t>• Observable facts and participant’s words (no diagnosis): ____________________</w:t>
+        <w:t>• ☐ Other approved code: ____________________</w:t>
+      </w:r>
+    </w:p>
+    <w:p>
+      <w:r>
+        <w:rPr>
+          <w:rFonts w:ascii="Arial" w:hAnsi="Arial"/>
+          <w:b w:val="0"/>
+        </w:rPr>
+        <w:t>Final analysis exclusion is determined under the approved analysis plan, not by the session researcher.</w:t>
+      </w:r>
+    </w:p>
+    <w:p>
+      <w:r>
+        <w:rPr>
+          <w:rFonts w:ascii="Arial" w:hAnsi="Arial"/>
+          <w:b w:val="0"/>
+        </w:rPr>
+        <w:t>Complete-dataset quality check: at least 12 trials with at least 70% valid gaze samples in each cell ☐ Yes ☐ No. Observable assignment-policy outcomes are retained where possible; performance outliers alone are not exclusion reasons.</w:t>
+      </w:r>
+    </w:p>
+    <w:p>
+      <w:pPr>
+        <w:pStyle w:val="Heading1"/>
+      </w:pPr>
+      <w:r>
+        <w:rPr>
+          <w:rFonts w:ascii="Arial" w:hAnsi="Arial"/>
+          <w:b/>
+        </w:rPr>
+        <w:t>Symptoms or Adverse Event</w:t>
+      </w:r>
+    </w:p>
+    <w:p>
+      <w:r>
+        <w:rPr>
+          <w:rFonts w:ascii="Arial" w:hAnsi="Arial"/>
+          <w:b w:val="0"/>
+        </w:rPr>
+        <w:t>Did the participant report or display a symptom/incident? ☐ No ☐ Yes</w:t>
+      </w:r>
+    </w:p>
+    <w:p>
+      <w:r>
+        <w:rPr>
+          <w:rFonts w:ascii="Arial" w:hAnsi="Arial"/>
+          <w:b w:val="0"/>
+        </w:rPr>
+        <w:t>If yes:</w:t>
       </w:r>
     </w:p>
     <w:p>
@@ -2138,7 +2186,7 @@
           <w:rFonts w:ascii="Arial" w:hAnsi="Arial"/>
           <w:b w:val="0"/>
         </w:rPr>
-        <w:t>• Task stopped and headset removed: ☐ Yes ☐ No</w:t>
+        <w:t>• Date/time and block/trial: ____________________</w:t>
       </w:r>
     </w:p>
     <w:p>
@@ -2151,7 +2199,7 @@
           <w:rFonts w:ascii="Arial" w:hAnsi="Arial"/>
           <w:b w:val="0"/>
         </w:rPr>
-        <w:t>• Seated/rested and monitored: ☐ Yes ☐ No</w:t>
+        <w:t>• Observable facts and participant’s words (no diagnosis): ____________________</w:t>
       </w:r>
     </w:p>
     <w:p>
@@ -2164,7 +2212,7 @@
           <w:rFonts w:ascii="Arial" w:hAnsi="Arial"/>
           <w:b w:val="0"/>
         </w:rPr>
-        <w:t>• Emergency/medical assistance offered or activated: ____________________</w:t>
+        <w:t>• Task stopped and headset removed: ☐ Yes ☐ No</w:t>
       </w:r>
     </w:p>
     <w:p>
@@ -2177,7 +2225,7 @@
           <w:rFonts w:ascii="Arial" w:hAnsi="Arial"/>
           <w:b w:val="0"/>
         </w:rPr>
-        <w:t>• Outcome before departure/transfer of care: ____________________</w:t>
+        <w:t>• Seated/rested and monitored: ☐ Yes ☐ No</w:t>
       </w:r>
     </w:p>
     <w:p>
@@ -2190,7 +2238,7 @@
           <w:rFonts w:ascii="Arial" w:hAnsi="Arial"/>
           <w:b w:val="0"/>
         </w:rPr>
-        <w:t>• PI notified date/time: ____________________</w:t>
+        <w:t>• Emergency/medical assistance offered or activated: ____________________</w:t>
       </w:r>
     </w:p>
     <w:p>
@@ -2203,7 +2251,7 @@
           <w:rFonts w:ascii="Arial" w:hAnsi="Arial"/>
           <w:b w:val="0"/>
         </w:rPr>
-        <w:t>• UCF reportability assessment and Huron report/reference: ____________________</w:t>
+        <w:t>• Outcome before departure/transfer of care: ____________________</w:t>
       </w:r>
     </w:p>
     <w:p>
@@ -2216,28 +2264,7 @@
           <w:rFonts w:ascii="Arial" w:hAnsi="Arial"/>
           <w:b w:val="0"/>
         </w:rPr>
-        <w:t>• Corrective/protective action: ____________________</w:t>
-      </w:r>
-    </w:p>
-    <w:p>
-      <w:pPr>
-        <w:pStyle w:val="Heading1"/>
-      </w:pPr>
-      <w:r>
-        <w:rPr>
-          <w:rFonts w:ascii="Arial" w:hAnsi="Arial"/>
-          <w:b/>
-        </w:rPr>
-        <w:t>Protocol Deviation or Confidentiality Incident</w:t>
-      </w:r>
-    </w:p>
-    <w:p>
-      <w:r>
-        <w:rPr>
-          <w:rFonts w:ascii="Arial" w:hAnsi="Arial"/>
-          <w:b w:val="0"/>
-        </w:rPr>
-        <w:t>Deviation/incident occurred? ☐ No ☐ Yes</w:t>
+        <w:t>• PI notified date/time: ____________________</w:t>
       </w:r>
     </w:p>
     <w:p>
@@ -2250,7 +2277,7 @@
           <w:rFonts w:ascii="Arial" w:hAnsi="Arial"/>
           <w:b w:val="0"/>
         </w:rPr>
-        <w:t>• Date/time: ____________________</w:t>
+        <w:t>• UCF reportability assessment and Huron report/reference: ____________________</w:t>
       </w:r>
     </w:p>
     <w:p>
@@ -2263,7 +2290,28 @@
           <w:rFonts w:ascii="Arial" w:hAnsi="Arial"/>
           <w:b w:val="0"/>
         </w:rPr>
-        <w:t>• Approved requirement versus what occurred: ____________________</w:t>
+        <w:t>• Corrective/protective action: ____________________</w:t>
+      </w:r>
+    </w:p>
+    <w:p>
+      <w:pPr>
+        <w:pStyle w:val="Heading1"/>
+      </w:pPr>
+      <w:r>
+        <w:rPr>
+          <w:rFonts w:ascii="Arial" w:hAnsi="Arial"/>
+          <w:b/>
+        </w:rPr>
+        <w:t>Protocol Deviation or Confidentiality Incident</w:t>
+      </w:r>
+    </w:p>
+    <w:p>
+      <w:r>
+        <w:rPr>
+          <w:rFonts w:ascii="Arial" w:hAnsi="Arial"/>
+          <w:b w:val="0"/>
+        </w:rPr>
+        <w:t>Deviation/incident occurred? ☐ No ☐ Yes</w:t>
       </w:r>
     </w:p>
     <w:p>
@@ -2276,7 +2324,7 @@
           <w:rFonts w:ascii="Arial" w:hAnsi="Arial"/>
           <w:b w:val="0"/>
         </w:rPr>
-        <w:t>• Immediate safety/privacy effect: ____________________</w:t>
+        <w:t>• Date/time: ____________________</w:t>
       </w:r>
     </w:p>
     <w:p>
@@ -2289,7 +2337,7 @@
           <w:rFonts w:ascii="Arial" w:hAnsi="Arial"/>
           <w:b w:val="0"/>
         </w:rPr>
-        <w:t>• Data affected: ____________________</w:t>
+        <w:t>• Approved requirement versus what occurred: ____________________</w:t>
       </w:r>
     </w:p>
     <w:p>
@@ -2302,7 +2350,7 @@
           <w:rFonts w:ascii="Arial" w:hAnsi="Arial"/>
           <w:b w:val="0"/>
         </w:rPr>
-        <w:t>• Immediate containment/correction: ____________________</w:t>
+        <w:t>• Immediate safety/privacy effect: ____________________</w:t>
       </w:r>
     </w:p>
     <w:p>
@@ -2315,7 +2363,7 @@
           <w:rFonts w:ascii="Arial" w:hAnsi="Arial"/>
           <w:b w:val="0"/>
         </w:rPr>
-        <w:t>• PI notified: ____________________</w:t>
+        <w:t>• Data affected: ____________________</w:t>
       </w:r>
     </w:p>
     <w:p>
@@ -2328,7 +2376,7 @@
           <w:rFonts w:ascii="Arial" w:hAnsi="Arial"/>
           <w:b w:val="0"/>
         </w:rPr>
-        <w:t>• UCF report/modification reference if required: ____________________</w:t>
+        <w:t>• Immediate containment/correction: ____________________</w:t>
       </w:r>
     </w:p>
     <w:p>
@@ -2341,6 +2389,32 @@
           <w:rFonts w:ascii="Arial" w:hAnsi="Arial"/>
           <w:b w:val="0"/>
         </w:rPr>
+        <w:t>• PI notified: ____________________</w:t>
+      </w:r>
+    </w:p>
+    <w:p>
+      <w:pPr>
+        <w:spacing w:after="40"/>
+        <w:ind w:left="360" w:hanging="259"/>
+      </w:pPr>
+      <w:r>
+        <w:rPr>
+          <w:rFonts w:ascii="Arial" w:hAnsi="Arial"/>
+          <w:b w:val="0"/>
+        </w:rPr>
+        <w:t>• UCF report/modification reference if required: ____________________</w:t>
+      </w:r>
+    </w:p>
+    <w:p>
+      <w:pPr>
+        <w:spacing w:after="40"/>
+        <w:ind w:left="360" w:hanging="259"/>
+      </w:pPr>
+      <w:r>
+        <w:rPr>
+          <w:rFonts w:ascii="Arial" w:hAnsi="Arial"/>
+          <w:b w:val="0"/>
+        </w:rPr>
         <w:t>• Prevention/follow-up: ____________________</w:t>
       </w:r>
     </w:p>
@@ -2351,21 +2425,6 @@
           <w:b w:val="0"/>
         </w:rPr>
         <w:t>Researcher signature/initials: ____________________  Date/time completed: ____________________</w:t>
-      </w:r>
-    </w:p>
-    <w:p>
-      <w:pPr>
-        <w:spacing w:before="240"/>
-        <w:jc w:val="center"/>
-      </w:pPr>
-      <w:r>
-        <w:rPr>
-          <w:rFonts w:ascii="Arial" w:hAnsi="Arial"/>
-          <w:i/>
-          <w:color w:val="646464"/>
-          <w:sz w:val="16"/>
-        </w:rPr>
-        <w:t>Draft generated from HRP-503 - TEMPLATE - Protocol.docx structure and styles. Content source: session-record.md.</w:t>
       </w:r>
     </w:p>
     <w:sectPr>

--- a/docs/irb/submission/Researcher_Session_and_Event_Record_DRAFT.docx
+++ b/docs/irb/submission/Researcher_Session_and_Event_Record_DRAFT.docx
@@ -68,30 +68,6 @@
             </a:graphic>
           </wp:inline>
         </w:drawing>
-      </w:r>
-    </w:p>
-    <w:p>
-      <w:pPr>
-        <w:spacing w:after="100"/>
-        <w:jc w:val="center"/>
-        <w:shd w:fill="FCE4D6"/>
-        <w:pBdr>
-          <w:top w:val="single" w:sz="4" w:color="F4B084"/>
-          <w:left w:val="single" w:sz="4" w:color="F4B084"/>
-          <w:bottom w:val="single" w:sz="4" w:color="F4B084"/>
-          <w:right w:val="single" w:sz="4" w:color="F4B084"/>
-        </w:pBdr>
-      </w:pPr>
-      <w:r>
-        <w:rPr>
-          <w:rFonts w:ascii="Arial" w:hAnsi="Arial"/>
-          <w:b/>
-          <w:color w:val="9C0006"/>
-          <w:sz w:val="18"/>
-        </w:rPr>
-        <w:t>DRAFT — NOT FOR SUBMISSION OR PARTICIPANT USE</w:t>
-        <w:br/>
-        <w:t>Complete all ADMINISTRATIVE INPUT and INSTITUTIONAL CONFIRMATION items, verify implementation, and obtain UCF approval before use.</w:t>
       </w:r>
     </w:p>
     <w:p>

--- a/docs/irb/submission/Researcher_Session_and_Event_Record_DRAFT.docx
+++ b/docs/irb/submission/Researcher_Session_and_Event_Record_DRAFT.docx
@@ -203,7 +203,7 @@
           <w:rFonts w:ascii="Arial" w:hAnsi="Arial"/>
           <w:b w:val="0"/>
         </w:rPr>
-        <w:t>• ☐ Private room, marked seated origin, swivel chair, clear rotational area, and emergency contacts ready.</w:t>
+        <w:t>• ☐ Private room, marked seated origin, clear turning area, and emergency contacts ready.</w:t>
       </w:r>
     </w:p>
     <w:p>
